--- a/Shivam_Kumar_Resume_Google_ATS.docx
+++ b/Shivam_Kumar_Resume_Google_ATS.docx
@@ -29,15 +29,15 @@
         <w:jc w:val="center"/>
         <w:rPr>
           <w:b/>
-          <w:sz w:val="30"/>
-          <w:szCs w:val="30"/>
+          <w:sz w:val="24"/>
+          <w:szCs w:val="24"/>
         </w:rPr>
       </w:pPr>
       <w:r>
         <w:rPr>
           <w:b/>
-          <w:sz w:val="30"/>
-          <w:szCs w:val="30"/>
+          <w:sz w:val="24"/>
+          <w:szCs w:val="24"/>
         </w:rPr>
         <w:t>Software Engineering | AI &amp; Machine Learning</w:t>
       </w:r>
@@ -57,32 +57,15 @@
           <w:sz w:val="20"/>
           <w:szCs w:val="20"/>
         </w:rPr>
-        <w:t xml:space="preserve">+91-7493056960  |  </w:t>
+        <w:t xml:space="preserve">  +91-7493056960  |  </w:t>
       </w:r>
       <w:hyperlink r:id="rId6" w:history="1">
         <w:r>
           <w:rPr>
-            <w:rStyle w:val="Hyperlink"/>
             <w:sz w:val="20"/>
             <w:szCs w:val="20"/>
           </w:rPr>
-          <w:t>shivamkumaar200</w:t>
-        </w:r>
-        <w:r>
-          <w:rPr>
-            <w:rStyle w:val="Hyperlink"/>
-            <w:sz w:val="20"/>
-            <w:szCs w:val="20"/>
-          </w:rPr>
-          <w:t>4</w:t>
-        </w:r>
-        <w:r>
-          <w:rPr>
-            <w:rStyle w:val="Hyperlink"/>
-            <w:sz w:val="20"/>
-            <w:szCs w:val="20"/>
-          </w:rPr>
-          <w:t>@gmail.com</w:t>
+          <w:t>shivamkumaar2004@gmail.com</w:t>
         </w:r>
       </w:hyperlink>
       <w:r>
@@ -104,27 +87,10 @@
       <w:hyperlink r:id="rId7" w:history="1">
         <w:r>
           <w:rPr>
-            <w:rStyle w:val="Hyperlink"/>
             <w:sz w:val="20"/>
             <w:szCs w:val="20"/>
           </w:rPr>
-          <w:t>shivam-</w:t>
-        </w:r>
-        <w:r>
-          <w:rPr>
-            <w:rStyle w:val="Hyperlink"/>
-            <w:sz w:val="20"/>
-            <w:szCs w:val="20"/>
-          </w:rPr>
-          <w:t>k</w:t>
-        </w:r>
-        <w:r>
-          <w:rPr>
-            <w:rStyle w:val="Hyperlink"/>
-            <w:sz w:val="20"/>
-            <w:szCs w:val="20"/>
-          </w:rPr>
-          <w:t>umar-563680292</w:t>
+          <w:t xml:space="preserve">shivam-kumar-563680292 </w:t>
         </w:r>
       </w:hyperlink>
       <w:r>
@@ -133,32 +99,30 @@
           <w:sz w:val="20"/>
           <w:szCs w:val="20"/>
         </w:rPr>
-        <w:t xml:space="preserve"> |  GitHub: </w:t>
+        <w:t xml:space="preserve"> </w:t>
+      </w:r>
+      <w:r>
+        <w:rPr>
+          <w:color w:val="282828"/>
+          <w:sz w:val="20"/>
+          <w:szCs w:val="20"/>
+        </w:rPr>
+        <w:t>|  GitHub</w:t>
+      </w:r>
+      <w:r>
+        <w:rPr>
+          <w:sz w:val="20"/>
+          <w:szCs w:val="20"/>
+        </w:rPr>
+        <w:t xml:space="preserve">: </w:t>
       </w:r>
       <w:hyperlink r:id="rId8" w:history="1">
         <w:r>
           <w:rPr>
-            <w:rStyle w:val="Hyperlink"/>
             <w:sz w:val="20"/>
             <w:szCs w:val="20"/>
           </w:rPr>
-          <w:t>shivamkum</w:t>
-        </w:r>
-        <w:r>
-          <w:rPr>
-            <w:rStyle w:val="Hyperlink"/>
-            <w:sz w:val="20"/>
-            <w:szCs w:val="20"/>
-          </w:rPr>
-          <w:t>a</w:t>
-        </w:r>
-        <w:r>
-          <w:rPr>
-            <w:rStyle w:val="Hyperlink"/>
-            <w:sz w:val="20"/>
-            <w:szCs w:val="20"/>
-          </w:rPr>
-          <w:t>r1104</w:t>
+          <w:t>shivamkumar1104</w:t>
         </w:r>
       </w:hyperlink>
     </w:p>
@@ -179,35 +143,24 @@
           <w:b/>
           <w:color w:val="1A5276"/>
           <w:sz w:val="22"/>
-          <w:bdr w:val="single" w:sz="4" w:space="0" w:color="auto"/>
         </w:rPr>
         <w:t>SUMMARY</w:t>
       </w:r>
     </w:p>
     <w:p>
       <w:pPr>
+        <w:spacing w:after="31" w:line="240" w:lineRule="auto"/>
+        <w:ind w:left="-15"/>
+      </w:pPr>
+      <w:r>
+        <w:t xml:space="preserve">Computer Science undergraduate with strong foundations in software engineering, full-stack development, and machine learning. Experienced in building AI-powered and web applications through internships and Smart India Hackathon projects. Passionate about solving real-world problems, writing clean code, and learning new technologies. </w:t>
+      </w:r>
+    </w:p>
+    <w:p>
+      <w:pPr>
         <w:keepNext/>
         <w:pBdr>
           <w:bottom w:val="single" w:sz="8" w:space="1" w:color="1A5276"/>
-        </w:pBdr>
-        <w:spacing w:after="0" w:line="240" w:lineRule="auto"/>
-        <w:rPr>
-          <w:sz w:val="20"/>
-        </w:rPr>
-      </w:pPr>
-      <w:r>
-        <w:rPr>
-          <w:sz w:val="20"/>
-        </w:rPr>
-        <w:t>Computer Science undergraduate with strong foundations in software engineering, full-stack development, and machine learning. Experienced in building AI-powered and web applications through internships and Smart India Hackathon projects. Passionate about solving real-world problems, writing clean code, and learning new technologies.</w:t>
-      </w:r>
-    </w:p>
-    <w:p>
-      <w:pPr>
-        <w:keepNext/>
-        <w:pBdr>
-          <w:bottom w:val="single" w:sz="8" w:space="1" w:color="1A5276"/>
-          <w:between w:val="single" w:sz="4" w:space="1" w:color="auto"/>
         </w:pBdr>
         <w:spacing w:after="0" w:line="240" w:lineRule="auto"/>
         <w:rPr>
@@ -264,23 +217,35 @@
     </w:p>
     <w:p>
       <w:pPr>
+        <w:keepNext/>
+        <w:pBdr>
+          <w:bottom w:val="single" w:sz="4" w:space="4" w:color="auto"/>
+        </w:pBdr>
         <w:spacing w:after="0" w:line="240" w:lineRule="auto"/>
       </w:pPr>
       <w:r>
         <w:rPr>
+          <w:rFonts w:eastAsia="Calibri" w:cs="Calibri"/>
           <w:b/>
         </w:rPr>
         <w:t xml:space="preserve">Relevant Coursework: </w:t>
       </w:r>
       <w:r>
-        <w:t>Data Structures, Algorithms, Object-Oriented Programming, Database Management Systems, Software Engineering, Operating Systems.</w:t>
+        <w:rPr>
+          <w:rFonts w:eastAsia="Calibri" w:cs="Calibri"/>
+          <w:bCs/>
+        </w:rPr>
+        <w:t>D</w:t>
+      </w:r>
+      <w:r>
+        <w:t xml:space="preserve">SA, OOPs, DBMS, Software Engineering, Operating Systems. </w:t>
       </w:r>
     </w:p>
     <w:p>
       <w:pPr>
         <w:keepNext/>
         <w:pBdr>
-          <w:bottom w:val="single" w:sz="4" w:space="0" w:color="auto"/>
+          <w:bottom w:val="single" w:sz="4" w:space="4" w:color="auto"/>
         </w:pBdr>
         <w:spacing w:after="0" w:line="240" w:lineRule="auto"/>
         <w:rPr>
@@ -292,237 +257,229 @@
           <w:b/>
           <w:color w:val="1A5276"/>
           <w:sz w:val="22"/>
-          <w:bdr w:val="single" w:sz="4" w:space="0" w:color="auto"/>
         </w:rPr>
         <w:t>TECHNICAL SKILLS</w:t>
       </w:r>
     </w:p>
     <w:p>
       <w:pPr>
-        <w:keepNext/>
-        <w:pBdr>
-          <w:bottom w:val="single" w:sz="8" w:space="4" w:color="1A5276"/>
-        </w:pBdr>
-        <w:spacing w:after="0" w:line="240" w:lineRule="auto"/>
-        <w:rPr>
-          <w:b/>
-          <w:lang w:val="en-IN"/>
-        </w:rPr>
+        <w:spacing w:after="18" w:line="240" w:lineRule="auto"/>
+        <w:ind w:left="-5" w:hanging="10"/>
       </w:pPr>
       <w:r>
         <w:rPr>
+          <w:rFonts w:eastAsia="Calibri" w:cs="Calibri"/>
           <w:b/>
-          <w:bCs/>
-          <w:lang w:val="en-IN"/>
         </w:rPr>
-        <w:t>Programming Languages:</w:t>
+        <w:t xml:space="preserve">Programming Languages: </w:t>
       </w:r>
       <w:r>
         <w:rPr>
+          <w:rFonts w:eastAsia="Calibri" w:cs="Calibri"/>
+          <w:bCs/>
+        </w:rPr>
+        <w:t>Python, Java, JavaScript, TypeScript, SQL, C, C++</w:t>
+      </w:r>
+      <w:r>
+        <w:rPr>
+          <w:rFonts w:eastAsia="Calibri" w:cs="Calibri"/>
           <w:b/>
-          <w:lang w:val="en-IN"/>
         </w:rPr>
-        <w:t xml:space="preserve"> Python, Java, JavaScript, TypeScript, SQL, C, C++</w:t>
+        <w:t xml:space="preserve"> </w:t>
       </w:r>
     </w:p>
     <w:p>
       <w:pPr>
-        <w:keepNext/>
-        <w:pBdr>
-          <w:bottom w:val="single" w:sz="8" w:space="4" w:color="1A5276"/>
-        </w:pBdr>
-        <w:spacing w:after="0" w:line="240" w:lineRule="auto"/>
+        <w:spacing w:after="18" w:line="240" w:lineRule="auto"/>
+        <w:ind w:left="-5" w:hanging="10"/>
         <w:rPr>
-          <w:b/>
-          <w:lang w:val="en-IN"/>
+          <w:bCs/>
         </w:rPr>
       </w:pPr>
       <w:r>
         <w:rPr>
+          <w:rFonts w:eastAsia="Calibri" w:cs="Calibri"/>
           <w:b/>
-          <w:bCs/>
-          <w:lang w:val="en-IN"/>
         </w:rPr>
-        <w:t>Software Engineering:</w:t>
+        <w:t xml:space="preserve">Software Engineering: </w:t>
       </w:r>
       <w:r>
         <w:rPr>
-          <w:b/>
-          <w:lang w:val="en-IN"/>
+          <w:rFonts w:eastAsia="Calibri" w:cs="Calibri"/>
+          <w:bCs/>
         </w:rPr>
-        <w:t xml:space="preserve"> Object-Oriented Programming (OOP), Data Structures &amp; Algorithms, REST APIs, Software Development Lifecycle (SDLC), Debugging, Unit Testing, Integration Testing, Version Control (Git)</w:t>
+        <w:t xml:space="preserve">Object-Oriented Programming (OOP), Data Structures &amp; Algorithms, REST APIs, Software Development </w:t>
       </w:r>
     </w:p>
     <w:p>
       <w:pPr>
-        <w:keepNext/>
-        <w:pBdr>
-          <w:bottom w:val="single" w:sz="8" w:space="4" w:color="1A5276"/>
-        </w:pBdr>
-        <w:spacing w:after="0" w:line="240" w:lineRule="auto"/>
+        <w:spacing w:after="18" w:line="240" w:lineRule="auto"/>
+        <w:ind w:left="-5" w:hanging="10"/>
         <w:rPr>
-          <w:b/>
-          <w:lang w:val="en-IN"/>
+          <w:bCs/>
         </w:rPr>
       </w:pPr>
       <w:r>
         <w:rPr>
+          <w:rFonts w:eastAsia="Calibri" w:cs="Calibri"/>
+          <w:bCs/>
+        </w:rPr>
+        <w:t xml:space="preserve">Lifecycle (SDLC), Debugging, Unit Testing, Integration Testing, Version Control (Git) </w:t>
+      </w:r>
+    </w:p>
+    <w:p>
+      <w:pPr>
+        <w:spacing w:after="18" w:line="240" w:lineRule="auto"/>
+        <w:ind w:left="-5" w:hanging="10"/>
+      </w:pPr>
+      <w:r>
+        <w:rPr>
+          <w:rFonts w:eastAsia="Calibri" w:cs="Calibri"/>
           <w:b/>
-          <w:bCs/>
-          <w:lang w:val="en-IN"/>
         </w:rPr>
-        <w:t>Frameworks &amp; Libraries:</w:t>
+        <w:t xml:space="preserve">Frameworks &amp; Libraries: </w:t>
       </w:r>
       <w:r>
         <w:rPr>
+          <w:rFonts w:eastAsia="Calibri" w:cs="Calibri"/>
+          <w:bCs/>
+        </w:rPr>
+        <w:t>React.js, Node.js, Express.js, TensorFlow, Scikit-learn</w:t>
+      </w:r>
+      <w:r>
+        <w:rPr>
+          <w:rFonts w:eastAsia="Calibri" w:cs="Calibri"/>
           <w:b/>
-          <w:lang w:val="en-IN"/>
         </w:rPr>
-        <w:t xml:space="preserve"> React.js, Node.js, Express.js, TensorFlow, Scikit-learn</w:t>
+        <w:t xml:space="preserve"> </w:t>
       </w:r>
     </w:p>
     <w:p>
       <w:pPr>
-        <w:keepNext/>
-        <w:pBdr>
-          <w:bottom w:val="single" w:sz="8" w:space="4" w:color="1A5276"/>
-        </w:pBdr>
-        <w:spacing w:after="0" w:line="240" w:lineRule="auto"/>
-        <w:rPr>
-          <w:b/>
-          <w:lang w:val="en-IN"/>
-        </w:rPr>
+        <w:spacing w:after="18" w:line="240" w:lineRule="auto"/>
+        <w:ind w:left="-5" w:hanging="10"/>
       </w:pPr>
       <w:r>
         <w:rPr>
+          <w:rFonts w:eastAsia="Calibri" w:cs="Calibri"/>
           <w:b/>
-          <w:bCs/>
-          <w:lang w:val="en-IN"/>
         </w:rPr>
-        <w:t>Databases:</w:t>
+        <w:t xml:space="preserve">Databases: </w:t>
       </w:r>
       <w:r>
         <w:rPr>
+          <w:rFonts w:eastAsia="Calibri" w:cs="Calibri"/>
+          <w:bCs/>
+        </w:rPr>
+        <w:t>MongoDB, MySQL</w:t>
+      </w:r>
+      <w:r>
+        <w:rPr>
+          <w:rFonts w:eastAsia="Calibri" w:cs="Calibri"/>
           <w:b/>
-          <w:lang w:val="en-IN"/>
         </w:rPr>
-        <w:t xml:space="preserve"> MongoDB, MySQL</w:t>
+        <w:t xml:space="preserve"> </w:t>
       </w:r>
     </w:p>
     <w:p>
       <w:pPr>
-        <w:keepNext/>
-        <w:pBdr>
-          <w:bottom w:val="single" w:sz="8" w:space="4" w:color="1A5276"/>
-        </w:pBdr>
-        <w:spacing w:after="0" w:line="240" w:lineRule="auto"/>
-        <w:rPr>
-          <w:b/>
-          <w:lang w:val="en-IN"/>
-        </w:rPr>
+        <w:spacing w:after="18" w:line="240" w:lineRule="auto"/>
       </w:pPr>
       <w:r>
         <w:rPr>
+          <w:rFonts w:eastAsia="Calibri" w:cs="Calibri"/>
           <w:b/>
-          <w:bCs/>
-          <w:lang w:val="en-IN"/>
+          <w:color w:val="000000"/>
         </w:rPr>
-        <w:t>Developer Tools:</w:t>
+        <w:t>Developer Tools</w:t>
       </w:r>
       <w:r>
         <w:rPr>
-          <w:b/>
-          <w:lang w:val="en-IN"/>
+          <w:color w:val="000000"/>
         </w:rPr>
-        <w:t xml:space="preserve"> Git, GitHub, VS Code, IntelliJ IDEA, Postman, </w:t>
+        <w:t xml:space="preserve">: Git, GitHub, VS Code, IntelliJ IDEA, Postman, </w:t>
       </w:r>
       <w:proofErr w:type="spellStart"/>
       <w:r>
         <w:rPr>
-          <w:b/>
-          <w:lang w:val="en-IN"/>
+          <w:color w:val="000000"/>
         </w:rPr>
         <w:t>Jupyter</w:t>
       </w:r>
       <w:proofErr w:type="spellEnd"/>
       <w:r>
         <w:rPr>
-          <w:b/>
-          <w:lang w:val="en-IN"/>
+          <w:color w:val="000000"/>
         </w:rPr>
         <w:t xml:space="preserve"> Notebook, Google </w:t>
       </w:r>
       <w:proofErr w:type="spellStart"/>
       <w:r>
         <w:rPr>
+          <w:color w:val="000000"/>
+        </w:rPr>
+        <w:t>Colab</w:t>
+      </w:r>
+      <w:proofErr w:type="spellEnd"/>
+      <w:r>
+        <w:rPr>
+          <w:color w:val="000000"/>
+        </w:rPr>
+        <w:t xml:space="preserve"> </w:t>
+      </w:r>
+    </w:p>
+    <w:p>
+      <w:pPr>
+        <w:spacing w:after="18" w:line="240" w:lineRule="auto"/>
+        <w:ind w:left="-5" w:hanging="10"/>
+      </w:pPr>
+      <w:r>
+        <w:rPr>
+          <w:rFonts w:eastAsia="Calibri" w:cs="Calibri"/>
           <w:b/>
-          <w:lang w:val="en-IN"/>
         </w:rPr>
-        <w:t>Cola</w:t>
+        <w:t xml:space="preserve">Google Workspace: </w:t>
       </w:r>
       <w:r>
         <w:rPr>
-          <w:b/>
-          <w:lang w:val="en-IN"/>
+          <w:rFonts w:eastAsia="Calibri" w:cs="Calibri"/>
+          <w:bCs/>
         </w:rPr>
-        <w:t>b</w:t>
-      </w:r>
-      <w:proofErr w:type="spellEnd"/>
-    </w:p>
-    <w:p>
-      <w:pPr>
-        <w:keepNext/>
-        <w:pBdr>
-          <w:bottom w:val="single" w:sz="8" w:space="4" w:color="1A5276"/>
-        </w:pBdr>
-        <w:spacing w:after="0" w:line="240" w:lineRule="auto"/>
-        <w:rPr>
-          <w:b/>
-          <w:lang w:val="en-IN"/>
-        </w:rPr>
-      </w:pPr>
-      <w:r>
-        <w:rPr>
-          <w:b/>
-          <w:bCs/>
-          <w:lang w:val="en-IN"/>
-        </w:rPr>
-        <w:t>Google Workspace:</w:t>
+        <w:t>Google Docs, Google Sheets, Google Slides, Google Drive, Google Meet</w:t>
       </w:r>
       <w:r>
         <w:rPr>
+          <w:rFonts w:eastAsia="Calibri" w:cs="Calibri"/>
           <w:b/>
-          <w:lang w:val="en-IN"/>
         </w:rPr>
-        <w:t xml:space="preserve"> Google Docs, Google Sheets, Google Slides, Google Drive, Google Meet</w:t>
+        <w:t xml:space="preserve"> </w:t>
       </w:r>
     </w:p>
     <w:p>
       <w:pPr>
-        <w:keepNext/>
-        <w:pBdr>
-          <w:bottom w:val="single" w:sz="8" w:space="4" w:color="1A5276"/>
-        </w:pBdr>
-        <w:spacing w:after="0" w:line="240" w:lineRule="auto"/>
-        <w:rPr>
-          <w:b/>
-          <w:lang w:val="en-IN"/>
-        </w:rPr>
+        <w:spacing w:after="18" w:line="240" w:lineRule="auto"/>
+        <w:ind w:left="-5" w:hanging="10"/>
       </w:pPr>
       <w:r>
         <w:rPr>
+          <w:rFonts w:eastAsia="Calibri" w:cs="Calibri"/>
           <w:b/>
-          <w:bCs/>
-          <w:lang w:val="en-IN"/>
         </w:rPr>
-        <w:t>Soft Skills:</w:t>
+        <w:t xml:space="preserve">Soft Skills: </w:t>
       </w:r>
       <w:r>
         <w:rPr>
+          <w:rFonts w:eastAsia="Calibri" w:cs="Calibri"/>
+          <w:bCs/>
+        </w:rPr>
+        <w:t>Problem Solving, Critical Thinking, Communication, Collaboration, Adaptability, Self-Learning</w:t>
+      </w:r>
+      <w:r>
+        <w:rPr>
+          <w:rFonts w:eastAsia="Calibri" w:cs="Calibri"/>
           <w:b/>
-          <w:lang w:val="en-IN"/>
         </w:rPr>
-        <w:t xml:space="preserve"> Problem Solving, Critical Thinking, Communication, Collaboration, Adaptability, Self-Learning</w:t>
+        <w:t xml:space="preserve"> </w:t>
       </w:r>
     </w:p>
     <w:p>
@@ -586,38 +543,41 @@
     </w:p>
     <w:p>
       <w:pPr>
-        <w:pStyle w:val="ListBullet"/>
-        <w:spacing w:after="0" w:line="240" w:lineRule="auto"/>
+        <w:numPr>
+          <w:ilvl w:val="0"/>
+          <w:numId w:val="11"/>
+        </w:numPr>
+        <w:spacing w:after="6" w:line="240" w:lineRule="auto"/>
+        <w:ind w:hanging="360"/>
       </w:pPr>
       <w:r>
-        <w:rPr>
-          <w:sz w:val="20"/>
-        </w:rPr>
-        <w:t>Completed a software engineering virtual experience focused on enterprise application development, REST API integration, and backend engineering concepts.</w:t>
+        <w:t xml:space="preserve">Completed a software engineering virtual experience focused on enterprise application development, REST API integration, and backend engineering concepts. </w:t>
       </w:r>
     </w:p>
     <w:p>
       <w:pPr>
-        <w:pStyle w:val="ListBullet"/>
-        <w:spacing w:after="0" w:line="240" w:lineRule="auto"/>
+        <w:numPr>
+          <w:ilvl w:val="0"/>
+          <w:numId w:val="11"/>
+        </w:numPr>
+        <w:spacing w:after="6" w:line="240" w:lineRule="auto"/>
+        <w:ind w:hanging="360"/>
       </w:pPr>
       <w:r>
-        <w:rPr>
-          <w:sz w:val="20"/>
-        </w:rPr>
-        <w:t>Worked on API integration workflows while exploring Kafka messaging and H2 database concepts in a simulated production environment.</w:t>
+        <w:t xml:space="preserve">Worked on API integration workflows while exploring Kafka messaging and H2 database concepts in a simulated production environment. </w:t>
       </w:r>
     </w:p>
     <w:p>
       <w:pPr>
-        <w:pStyle w:val="ListBullet"/>
-        <w:spacing w:after="0" w:line="240" w:lineRule="auto"/>
+        <w:numPr>
+          <w:ilvl w:val="0"/>
+          <w:numId w:val="11"/>
+        </w:numPr>
+        <w:spacing w:after="6" w:line="240" w:lineRule="auto"/>
+        <w:ind w:hanging="360"/>
       </w:pPr>
       <w:r>
-        <w:rPr>
-          <w:sz w:val="20"/>
-        </w:rPr>
-        <w:t>Applied debugging, version control (Git), and modular software development practices to solve engineering challenges following coding standards.</w:t>
+        <w:t xml:space="preserve">Applied debugging, version control (Git), and modular software development practices to solve engineering challenges following coding standards. </w:t>
       </w:r>
     </w:p>
     <w:p>
@@ -807,11 +767,17 @@
     </w:p>
     <w:p>
       <w:pPr>
-        <w:keepNext/>
-        <w:tabs>
-          <w:tab w:val="right" w:pos="10500"/>
-        </w:tabs>
+        <w:pStyle w:val="ListBullet"/>
+        <w:numPr>
+          <w:ilvl w:val="0"/>
+          <w:numId w:val="0"/>
+        </w:numPr>
         <w:spacing w:after="0" w:line="240" w:lineRule="auto"/>
+        <w:rPr>
+          <w:b/>
+          <w:color w:val="1A5276"/>
+          <w:sz w:val="20"/>
+        </w:rPr>
       </w:pPr>
       <w:r>
         <w:rPr>
@@ -827,13 +793,110 @@
           <w:sz w:val="20"/>
         </w:rPr>
         <w:tab/>
+      </w:r>
+      <w:r>
+        <w:rPr>
+          <w:b/>
+          <w:color w:val="1A5276"/>
+          <w:sz w:val="20"/>
+        </w:rPr>
+        <w:t xml:space="preserve">                                 </w:t>
+      </w:r>
+      <w:r>
+        <w:rPr>
+          <w:b/>
+          <w:color w:val="1A5276"/>
+          <w:sz w:val="20"/>
+        </w:rPr>
+        <w:tab/>
+      </w:r>
+      <w:r>
+        <w:rPr>
+          <w:b/>
+          <w:color w:val="1A5276"/>
+          <w:sz w:val="20"/>
+        </w:rPr>
+        <w:tab/>
+      </w:r>
+      <w:r>
+        <w:rPr>
+          <w:b/>
+          <w:color w:val="1A5276"/>
+          <w:sz w:val="20"/>
+        </w:rPr>
+        <w:tab/>
+      </w:r>
+      <w:r>
+        <w:rPr>
+          <w:b/>
+          <w:color w:val="1A5276"/>
+          <w:sz w:val="20"/>
+        </w:rPr>
+        <w:tab/>
+      </w:r>
+      <w:r>
+        <w:rPr>
+          <w:b/>
+          <w:color w:val="1A5276"/>
+          <w:sz w:val="20"/>
+        </w:rPr>
+        <w:tab/>
+      </w:r>
+      <w:r>
+        <w:rPr>
+          <w:b/>
+          <w:color w:val="1A5276"/>
+          <w:sz w:val="20"/>
+        </w:rPr>
+        <w:tab/>
+      </w:r>
+      <w:r>
+        <w:rPr>
+          <w:b/>
+          <w:color w:val="1A5276"/>
+          <w:sz w:val="20"/>
+        </w:rPr>
+        <w:tab/>
+      </w:r>
+      <w:r>
+        <w:rPr>
+          <w:b/>
+          <w:color w:val="1A5276"/>
+          <w:sz w:val="20"/>
+        </w:rPr>
+        <w:tab/>
+      </w:r>
+      <w:r>
+        <w:rPr>
+          <w:b/>
+          <w:color w:val="1A5276"/>
+          <w:sz w:val="20"/>
+        </w:rPr>
+        <w:tab/>
+        <w:t xml:space="preserve">      </w:t>
+      </w:r>
+      <w:r>
+        <w:rPr>
+          <w:b/>
+          <w:color w:val="1A5276"/>
+          <w:sz w:val="20"/>
+        </w:rPr>
         <w:t>Nov 2025</w:t>
       </w:r>
     </w:p>
     <w:p>
       <w:pPr>
-        <w:keepNext/>
+        <w:pStyle w:val="ListBullet"/>
+        <w:numPr>
+          <w:ilvl w:val="0"/>
+          <w:numId w:val="0"/>
+        </w:numPr>
         <w:spacing w:after="0" w:line="240" w:lineRule="auto"/>
+        <w:rPr>
+          <w:i/>
+          <w:color w:val="282828"/>
+          <w:sz w:val="20"/>
+        </w:rPr>
       </w:pPr>
       <w:r>
         <w:rPr>
@@ -843,17 +906,22 @@
         </w:rPr>
         <w:t>Tech Stack: Python, Google Gemini API, Prompt Engineering, Git</w:t>
       </w:r>
+      <w:r>
+        <w:rPr>
+          <w:i/>
+          <w:color w:val="282828"/>
+          <w:sz w:val="20"/>
+        </w:rPr>
+        <w:t xml:space="preserve"> </w:t>
+      </w:r>
     </w:p>
     <w:p>
       <w:pPr>
-        <w:keepNext/>
+        <w:pStyle w:val="ListBullet"/>
         <w:numPr>
           <w:ilvl w:val="0"/>
-          <w:numId w:val="10"/>
+          <w:numId w:val="18"/>
         </w:numPr>
-        <w:tabs>
-          <w:tab w:val="right" w:pos="10500"/>
-        </w:tabs>
         <w:spacing w:after="0" w:line="240" w:lineRule="auto"/>
         <w:rPr>
           <w:sz w:val="20"/>
@@ -865,19 +933,16 @@
           <w:sz w:val="20"/>
           <w:lang w:val="en-IN"/>
         </w:rPr>
-        <w:t xml:space="preserve">Developed an AI-powered career guidance chatbot using the Google Gemini API to deliver personalized and context-aware recommendations. </w:t>
+        <w:t>Developed an AI-powered career guidance chatbot using the Google Gemini API to deliver personalized and context-aware recommendations</w:t>
       </w:r>
     </w:p>
     <w:p>
       <w:pPr>
-        <w:keepNext/>
+        <w:pStyle w:val="ListBullet"/>
         <w:numPr>
           <w:ilvl w:val="0"/>
-          <w:numId w:val="10"/>
+          <w:numId w:val="18"/>
         </w:numPr>
-        <w:tabs>
-          <w:tab w:val="right" w:pos="10500"/>
-        </w:tabs>
         <w:spacing w:after="0" w:line="240" w:lineRule="auto"/>
         <w:rPr>
           <w:sz w:val="20"/>
@@ -894,14 +959,11 @@
     </w:p>
     <w:p>
       <w:pPr>
-        <w:keepNext/>
+        <w:pStyle w:val="ListBullet"/>
         <w:numPr>
           <w:ilvl w:val="0"/>
-          <w:numId w:val="10"/>
+          <w:numId w:val="18"/>
         </w:numPr>
-        <w:tabs>
-          <w:tab w:val="right" w:pos="10500"/>
-        </w:tabs>
         <w:spacing w:after="0" w:line="240" w:lineRule="auto"/>
         <w:rPr>
           <w:sz w:val="20"/>
@@ -918,13 +980,18 @@
     </w:p>
     <w:p>
       <w:pPr>
-        <w:keepNext/>
+        <w:pStyle w:val="ListBullet"/>
+        <w:numPr>
+          <w:ilvl w:val="0"/>
+          <w:numId w:val="0"/>
+        </w:numPr>
         <w:pBdr>
-          <w:bottom w:val="single" w:sz="8" w:space="4" w:color="1A5276"/>
+          <w:bottom w:val="single" w:sz="4" w:space="1" w:color="auto"/>
         </w:pBdr>
         <w:spacing w:after="0" w:line="240" w:lineRule="auto"/>
         <w:rPr>
-          <w:sz w:val="22"/>
+          <w:sz w:val="20"/>
+          <w:lang w:val="en-IN"/>
         </w:rPr>
       </w:pPr>
       <w:r>
@@ -933,7 +1000,15 @@
           <w:color w:val="1A5276"/>
           <w:sz w:val="22"/>
         </w:rPr>
-        <w:t>ACHIEVEMENTS</w:t>
+        <w:t>ACHIEVEMENT</w:t>
+      </w:r>
+      <w:r>
+        <w:rPr>
+          <w:b/>
+          <w:color w:val="1A5276"/>
+          <w:sz w:val="22"/>
+        </w:rPr>
+        <w:t>S</w:t>
       </w:r>
     </w:p>
     <w:p>
@@ -957,7 +1032,6 @@
         <w:rPr>
           <w:sz w:val="20"/>
         </w:rPr>
-        <w:lastRenderedPageBreak/>
         <w:t>Participant - Google Cloud Generative AI Study Jams (2024)</w:t>
       </w:r>
     </w:p>
@@ -1145,6 +1219,783 @@
     </w:lvl>
   </w:abstractNum>
   <w:abstractNum w:abstractNumId="9" w15:restartNumberingAfterBreak="0">
+    <w:nsid w:val="072713A2"/>
+    <w:multiLevelType w:val="hybridMultilevel"/>
+    <w:tmpl w:val="DF4E59AC"/>
+    <w:lvl w:ilvl="0" w:tplc="40090001">
+      <w:start w:val="1"/>
+      <w:numFmt w:val="bullet"/>
+      <w:lvlText w:val=""/>
+      <w:lvlJc w:val="left"/>
+      <w:pPr>
+        <w:ind w:left="1080" w:hanging="360"/>
+      </w:pPr>
+      <w:rPr>
+        <w:rFonts w:ascii="Symbol" w:hAnsi="Symbol" w:hint="default"/>
+      </w:rPr>
+    </w:lvl>
+    <w:lvl w:ilvl="1" w:tplc="40090003" w:tentative="1">
+      <w:start w:val="1"/>
+      <w:numFmt w:val="bullet"/>
+      <w:lvlText w:val="o"/>
+      <w:lvlJc w:val="left"/>
+      <w:pPr>
+        <w:ind w:left="1800" w:hanging="360"/>
+      </w:pPr>
+      <w:rPr>
+        <w:rFonts w:ascii="Courier New" w:hAnsi="Courier New" w:cs="Courier New" w:hint="default"/>
+      </w:rPr>
+    </w:lvl>
+    <w:lvl w:ilvl="2" w:tplc="40090005" w:tentative="1">
+      <w:start w:val="1"/>
+      <w:numFmt w:val="bullet"/>
+      <w:lvlText w:val=""/>
+      <w:lvlJc w:val="left"/>
+      <w:pPr>
+        <w:ind w:left="2520" w:hanging="360"/>
+      </w:pPr>
+      <w:rPr>
+        <w:rFonts w:ascii="Wingdings" w:hAnsi="Wingdings" w:hint="default"/>
+      </w:rPr>
+    </w:lvl>
+    <w:lvl w:ilvl="3" w:tplc="40090001" w:tentative="1">
+      <w:start w:val="1"/>
+      <w:numFmt w:val="bullet"/>
+      <w:lvlText w:val=""/>
+      <w:lvlJc w:val="left"/>
+      <w:pPr>
+        <w:ind w:left="3240" w:hanging="360"/>
+      </w:pPr>
+      <w:rPr>
+        <w:rFonts w:ascii="Symbol" w:hAnsi="Symbol" w:hint="default"/>
+      </w:rPr>
+    </w:lvl>
+    <w:lvl w:ilvl="4" w:tplc="40090003" w:tentative="1">
+      <w:start w:val="1"/>
+      <w:numFmt w:val="bullet"/>
+      <w:lvlText w:val="o"/>
+      <w:lvlJc w:val="left"/>
+      <w:pPr>
+        <w:ind w:left="3960" w:hanging="360"/>
+      </w:pPr>
+      <w:rPr>
+        <w:rFonts w:ascii="Courier New" w:hAnsi="Courier New" w:cs="Courier New" w:hint="default"/>
+      </w:rPr>
+    </w:lvl>
+    <w:lvl w:ilvl="5" w:tplc="40090005" w:tentative="1">
+      <w:start w:val="1"/>
+      <w:numFmt w:val="bullet"/>
+      <w:lvlText w:val=""/>
+      <w:lvlJc w:val="left"/>
+      <w:pPr>
+        <w:ind w:left="4680" w:hanging="360"/>
+      </w:pPr>
+      <w:rPr>
+        <w:rFonts w:ascii="Wingdings" w:hAnsi="Wingdings" w:hint="default"/>
+      </w:rPr>
+    </w:lvl>
+    <w:lvl w:ilvl="6" w:tplc="40090001" w:tentative="1">
+      <w:start w:val="1"/>
+      <w:numFmt w:val="bullet"/>
+      <w:lvlText w:val=""/>
+      <w:lvlJc w:val="left"/>
+      <w:pPr>
+        <w:ind w:left="5400" w:hanging="360"/>
+      </w:pPr>
+      <w:rPr>
+        <w:rFonts w:ascii="Symbol" w:hAnsi="Symbol" w:hint="default"/>
+      </w:rPr>
+    </w:lvl>
+    <w:lvl w:ilvl="7" w:tplc="40090003" w:tentative="1">
+      <w:start w:val="1"/>
+      <w:numFmt w:val="bullet"/>
+      <w:lvlText w:val="o"/>
+      <w:lvlJc w:val="left"/>
+      <w:pPr>
+        <w:ind w:left="6120" w:hanging="360"/>
+      </w:pPr>
+      <w:rPr>
+        <w:rFonts w:ascii="Courier New" w:hAnsi="Courier New" w:cs="Courier New" w:hint="default"/>
+      </w:rPr>
+    </w:lvl>
+    <w:lvl w:ilvl="8" w:tplc="40090005" w:tentative="1">
+      <w:start w:val="1"/>
+      <w:numFmt w:val="bullet"/>
+      <w:lvlText w:val=""/>
+      <w:lvlJc w:val="left"/>
+      <w:pPr>
+        <w:ind w:left="6840" w:hanging="360"/>
+      </w:pPr>
+      <w:rPr>
+        <w:rFonts w:ascii="Wingdings" w:hAnsi="Wingdings" w:hint="default"/>
+      </w:rPr>
+    </w:lvl>
+  </w:abstractNum>
+  <w:abstractNum w:abstractNumId="10" w15:restartNumberingAfterBreak="0">
+    <w:nsid w:val="11260ACB"/>
+    <w:multiLevelType w:val="hybridMultilevel"/>
+    <w:tmpl w:val="9DFAEDD4"/>
+    <w:lvl w:ilvl="0" w:tplc="40090001">
+      <w:start w:val="1"/>
+      <w:numFmt w:val="bullet"/>
+      <w:lvlText w:val=""/>
+      <w:lvlJc w:val="left"/>
+      <w:pPr>
+        <w:ind w:left="720" w:hanging="360"/>
+      </w:pPr>
+      <w:rPr>
+        <w:rFonts w:ascii="Symbol" w:hAnsi="Symbol" w:hint="default"/>
+      </w:rPr>
+    </w:lvl>
+    <w:lvl w:ilvl="1" w:tplc="40090003" w:tentative="1">
+      <w:start w:val="1"/>
+      <w:numFmt w:val="bullet"/>
+      <w:lvlText w:val="o"/>
+      <w:lvlJc w:val="left"/>
+      <w:pPr>
+        <w:ind w:left="1440" w:hanging="360"/>
+      </w:pPr>
+      <w:rPr>
+        <w:rFonts w:ascii="Courier New" w:hAnsi="Courier New" w:cs="Courier New" w:hint="default"/>
+      </w:rPr>
+    </w:lvl>
+    <w:lvl w:ilvl="2" w:tplc="40090005" w:tentative="1">
+      <w:start w:val="1"/>
+      <w:numFmt w:val="bullet"/>
+      <w:lvlText w:val=""/>
+      <w:lvlJc w:val="left"/>
+      <w:pPr>
+        <w:ind w:left="2160" w:hanging="360"/>
+      </w:pPr>
+      <w:rPr>
+        <w:rFonts w:ascii="Wingdings" w:hAnsi="Wingdings" w:hint="default"/>
+      </w:rPr>
+    </w:lvl>
+    <w:lvl w:ilvl="3" w:tplc="40090001" w:tentative="1">
+      <w:start w:val="1"/>
+      <w:numFmt w:val="bullet"/>
+      <w:lvlText w:val=""/>
+      <w:lvlJc w:val="left"/>
+      <w:pPr>
+        <w:ind w:left="2880" w:hanging="360"/>
+      </w:pPr>
+      <w:rPr>
+        <w:rFonts w:ascii="Symbol" w:hAnsi="Symbol" w:hint="default"/>
+      </w:rPr>
+    </w:lvl>
+    <w:lvl w:ilvl="4" w:tplc="40090003" w:tentative="1">
+      <w:start w:val="1"/>
+      <w:numFmt w:val="bullet"/>
+      <w:lvlText w:val="o"/>
+      <w:lvlJc w:val="left"/>
+      <w:pPr>
+        <w:ind w:left="3600" w:hanging="360"/>
+      </w:pPr>
+      <w:rPr>
+        <w:rFonts w:ascii="Courier New" w:hAnsi="Courier New" w:cs="Courier New" w:hint="default"/>
+      </w:rPr>
+    </w:lvl>
+    <w:lvl w:ilvl="5" w:tplc="40090005" w:tentative="1">
+      <w:start w:val="1"/>
+      <w:numFmt w:val="bullet"/>
+      <w:lvlText w:val=""/>
+      <w:lvlJc w:val="left"/>
+      <w:pPr>
+        <w:ind w:left="4320" w:hanging="360"/>
+      </w:pPr>
+      <w:rPr>
+        <w:rFonts w:ascii="Wingdings" w:hAnsi="Wingdings" w:hint="default"/>
+      </w:rPr>
+    </w:lvl>
+    <w:lvl w:ilvl="6" w:tplc="40090001" w:tentative="1">
+      <w:start w:val="1"/>
+      <w:numFmt w:val="bullet"/>
+      <w:lvlText w:val=""/>
+      <w:lvlJc w:val="left"/>
+      <w:pPr>
+        <w:ind w:left="5040" w:hanging="360"/>
+      </w:pPr>
+      <w:rPr>
+        <w:rFonts w:ascii="Symbol" w:hAnsi="Symbol" w:hint="default"/>
+      </w:rPr>
+    </w:lvl>
+    <w:lvl w:ilvl="7" w:tplc="40090003" w:tentative="1">
+      <w:start w:val="1"/>
+      <w:numFmt w:val="bullet"/>
+      <w:lvlText w:val="o"/>
+      <w:lvlJc w:val="left"/>
+      <w:pPr>
+        <w:ind w:left="5760" w:hanging="360"/>
+      </w:pPr>
+      <w:rPr>
+        <w:rFonts w:ascii="Courier New" w:hAnsi="Courier New" w:cs="Courier New" w:hint="default"/>
+      </w:rPr>
+    </w:lvl>
+    <w:lvl w:ilvl="8" w:tplc="40090005" w:tentative="1">
+      <w:start w:val="1"/>
+      <w:numFmt w:val="bullet"/>
+      <w:lvlText w:val=""/>
+      <w:lvlJc w:val="left"/>
+      <w:pPr>
+        <w:ind w:left="6480" w:hanging="360"/>
+      </w:pPr>
+      <w:rPr>
+        <w:rFonts w:ascii="Wingdings" w:hAnsi="Wingdings" w:hint="default"/>
+      </w:rPr>
+    </w:lvl>
+  </w:abstractNum>
+  <w:abstractNum w:abstractNumId="11" w15:restartNumberingAfterBreak="0">
+    <w:nsid w:val="24D77C52"/>
+    <w:multiLevelType w:val="hybridMultilevel"/>
+    <w:tmpl w:val="DA1AAD28"/>
+    <w:lvl w:ilvl="0" w:tplc="4009000F">
+      <w:start w:val="1"/>
+      <w:numFmt w:val="decimal"/>
+      <w:lvlText w:val="%1."/>
+      <w:lvlJc w:val="left"/>
+      <w:pPr>
+        <w:ind w:left="720" w:hanging="360"/>
+      </w:pPr>
+      <w:rPr>
+        <w:rFonts w:hint="default"/>
+      </w:rPr>
+    </w:lvl>
+    <w:lvl w:ilvl="1" w:tplc="FFFFFFFF" w:tentative="1">
+      <w:start w:val="1"/>
+      <w:numFmt w:val="bullet"/>
+      <w:lvlText w:val="o"/>
+      <w:lvlJc w:val="left"/>
+      <w:pPr>
+        <w:ind w:left="1440" w:hanging="360"/>
+      </w:pPr>
+      <w:rPr>
+        <w:rFonts w:ascii="Courier New" w:hAnsi="Courier New" w:cs="Courier New" w:hint="default"/>
+      </w:rPr>
+    </w:lvl>
+    <w:lvl w:ilvl="2" w:tplc="FFFFFFFF" w:tentative="1">
+      <w:start w:val="1"/>
+      <w:numFmt w:val="bullet"/>
+      <w:lvlText w:val=""/>
+      <w:lvlJc w:val="left"/>
+      <w:pPr>
+        <w:ind w:left="2160" w:hanging="360"/>
+      </w:pPr>
+      <w:rPr>
+        <w:rFonts w:ascii="Wingdings" w:hAnsi="Wingdings" w:hint="default"/>
+      </w:rPr>
+    </w:lvl>
+    <w:lvl w:ilvl="3" w:tplc="FFFFFFFF" w:tentative="1">
+      <w:start w:val="1"/>
+      <w:numFmt w:val="bullet"/>
+      <w:lvlText w:val=""/>
+      <w:lvlJc w:val="left"/>
+      <w:pPr>
+        <w:ind w:left="2880" w:hanging="360"/>
+      </w:pPr>
+      <w:rPr>
+        <w:rFonts w:ascii="Symbol" w:hAnsi="Symbol" w:hint="default"/>
+      </w:rPr>
+    </w:lvl>
+    <w:lvl w:ilvl="4" w:tplc="FFFFFFFF" w:tentative="1">
+      <w:start w:val="1"/>
+      <w:numFmt w:val="bullet"/>
+      <w:lvlText w:val="o"/>
+      <w:lvlJc w:val="left"/>
+      <w:pPr>
+        <w:ind w:left="3600" w:hanging="360"/>
+      </w:pPr>
+      <w:rPr>
+        <w:rFonts w:ascii="Courier New" w:hAnsi="Courier New" w:cs="Courier New" w:hint="default"/>
+      </w:rPr>
+    </w:lvl>
+    <w:lvl w:ilvl="5" w:tplc="FFFFFFFF" w:tentative="1">
+      <w:start w:val="1"/>
+      <w:numFmt w:val="bullet"/>
+      <w:lvlText w:val=""/>
+      <w:lvlJc w:val="left"/>
+      <w:pPr>
+        <w:ind w:left="4320" w:hanging="360"/>
+      </w:pPr>
+      <w:rPr>
+        <w:rFonts w:ascii="Wingdings" w:hAnsi="Wingdings" w:hint="default"/>
+      </w:rPr>
+    </w:lvl>
+    <w:lvl w:ilvl="6" w:tplc="FFFFFFFF" w:tentative="1">
+      <w:start w:val="1"/>
+      <w:numFmt w:val="bullet"/>
+      <w:lvlText w:val=""/>
+      <w:lvlJc w:val="left"/>
+      <w:pPr>
+        <w:ind w:left="5040" w:hanging="360"/>
+      </w:pPr>
+      <w:rPr>
+        <w:rFonts w:ascii="Symbol" w:hAnsi="Symbol" w:hint="default"/>
+      </w:rPr>
+    </w:lvl>
+    <w:lvl w:ilvl="7" w:tplc="FFFFFFFF" w:tentative="1">
+      <w:start w:val="1"/>
+      <w:numFmt w:val="bullet"/>
+      <w:lvlText w:val="o"/>
+      <w:lvlJc w:val="left"/>
+      <w:pPr>
+        <w:ind w:left="5760" w:hanging="360"/>
+      </w:pPr>
+      <w:rPr>
+        <w:rFonts w:ascii="Courier New" w:hAnsi="Courier New" w:cs="Courier New" w:hint="default"/>
+      </w:rPr>
+    </w:lvl>
+    <w:lvl w:ilvl="8" w:tplc="FFFFFFFF" w:tentative="1">
+      <w:start w:val="1"/>
+      <w:numFmt w:val="bullet"/>
+      <w:lvlText w:val=""/>
+      <w:lvlJc w:val="left"/>
+      <w:pPr>
+        <w:ind w:left="6480" w:hanging="360"/>
+      </w:pPr>
+      <w:rPr>
+        <w:rFonts w:ascii="Wingdings" w:hAnsi="Wingdings" w:hint="default"/>
+      </w:rPr>
+    </w:lvl>
+  </w:abstractNum>
+  <w:abstractNum w:abstractNumId="12" w15:restartNumberingAfterBreak="0">
+    <w:nsid w:val="2F517CA3"/>
+    <w:multiLevelType w:val="hybridMultilevel"/>
+    <w:tmpl w:val="82126208"/>
+    <w:lvl w:ilvl="0" w:tplc="40090001">
+      <w:start w:val="1"/>
+      <w:numFmt w:val="bullet"/>
+      <w:lvlText w:val=""/>
+      <w:lvlJc w:val="left"/>
+      <w:pPr>
+        <w:ind w:left="720" w:hanging="360"/>
+      </w:pPr>
+      <w:rPr>
+        <w:rFonts w:ascii="Symbol" w:hAnsi="Symbol" w:hint="default"/>
+      </w:rPr>
+    </w:lvl>
+    <w:lvl w:ilvl="1" w:tplc="40090003" w:tentative="1">
+      <w:start w:val="1"/>
+      <w:numFmt w:val="bullet"/>
+      <w:lvlText w:val="o"/>
+      <w:lvlJc w:val="left"/>
+      <w:pPr>
+        <w:ind w:left="1440" w:hanging="360"/>
+      </w:pPr>
+      <w:rPr>
+        <w:rFonts w:ascii="Courier New" w:hAnsi="Courier New" w:cs="Courier New" w:hint="default"/>
+      </w:rPr>
+    </w:lvl>
+    <w:lvl w:ilvl="2" w:tplc="40090005" w:tentative="1">
+      <w:start w:val="1"/>
+      <w:numFmt w:val="bullet"/>
+      <w:lvlText w:val=""/>
+      <w:lvlJc w:val="left"/>
+      <w:pPr>
+        <w:ind w:left="2160" w:hanging="360"/>
+      </w:pPr>
+      <w:rPr>
+        <w:rFonts w:ascii="Wingdings" w:hAnsi="Wingdings" w:hint="default"/>
+      </w:rPr>
+    </w:lvl>
+    <w:lvl w:ilvl="3" w:tplc="40090001" w:tentative="1">
+      <w:start w:val="1"/>
+      <w:numFmt w:val="bullet"/>
+      <w:lvlText w:val=""/>
+      <w:lvlJc w:val="left"/>
+      <w:pPr>
+        <w:ind w:left="2880" w:hanging="360"/>
+      </w:pPr>
+      <w:rPr>
+        <w:rFonts w:ascii="Symbol" w:hAnsi="Symbol" w:hint="default"/>
+      </w:rPr>
+    </w:lvl>
+    <w:lvl w:ilvl="4" w:tplc="40090003" w:tentative="1">
+      <w:start w:val="1"/>
+      <w:numFmt w:val="bullet"/>
+      <w:lvlText w:val="o"/>
+      <w:lvlJc w:val="left"/>
+      <w:pPr>
+        <w:ind w:left="3600" w:hanging="360"/>
+      </w:pPr>
+      <w:rPr>
+        <w:rFonts w:ascii="Courier New" w:hAnsi="Courier New" w:cs="Courier New" w:hint="default"/>
+      </w:rPr>
+    </w:lvl>
+    <w:lvl w:ilvl="5" w:tplc="40090005" w:tentative="1">
+      <w:start w:val="1"/>
+      <w:numFmt w:val="bullet"/>
+      <w:lvlText w:val=""/>
+      <w:lvlJc w:val="left"/>
+      <w:pPr>
+        <w:ind w:left="4320" w:hanging="360"/>
+      </w:pPr>
+      <w:rPr>
+        <w:rFonts w:ascii="Wingdings" w:hAnsi="Wingdings" w:hint="default"/>
+      </w:rPr>
+    </w:lvl>
+    <w:lvl w:ilvl="6" w:tplc="40090001" w:tentative="1">
+      <w:start w:val="1"/>
+      <w:numFmt w:val="bullet"/>
+      <w:lvlText w:val=""/>
+      <w:lvlJc w:val="left"/>
+      <w:pPr>
+        <w:ind w:left="5040" w:hanging="360"/>
+      </w:pPr>
+      <w:rPr>
+        <w:rFonts w:ascii="Symbol" w:hAnsi="Symbol" w:hint="default"/>
+      </w:rPr>
+    </w:lvl>
+    <w:lvl w:ilvl="7" w:tplc="40090003" w:tentative="1">
+      <w:start w:val="1"/>
+      <w:numFmt w:val="bullet"/>
+      <w:lvlText w:val="o"/>
+      <w:lvlJc w:val="left"/>
+      <w:pPr>
+        <w:ind w:left="5760" w:hanging="360"/>
+      </w:pPr>
+      <w:rPr>
+        <w:rFonts w:ascii="Courier New" w:hAnsi="Courier New" w:cs="Courier New" w:hint="default"/>
+      </w:rPr>
+    </w:lvl>
+    <w:lvl w:ilvl="8" w:tplc="40090005" w:tentative="1">
+      <w:start w:val="1"/>
+      <w:numFmt w:val="bullet"/>
+      <w:lvlText w:val=""/>
+      <w:lvlJc w:val="left"/>
+      <w:pPr>
+        <w:ind w:left="6480" w:hanging="360"/>
+      </w:pPr>
+      <w:rPr>
+        <w:rFonts w:ascii="Wingdings" w:hAnsi="Wingdings" w:hint="default"/>
+      </w:rPr>
+    </w:lvl>
+  </w:abstractNum>
+  <w:abstractNum w:abstractNumId="13" w15:restartNumberingAfterBreak="0">
+    <w:nsid w:val="3B2B233D"/>
+    <w:multiLevelType w:val="hybridMultilevel"/>
+    <w:tmpl w:val="36522EAE"/>
+    <w:lvl w:ilvl="0" w:tplc="4F82C5BE">
+      <w:start w:val="1"/>
+      <w:numFmt w:val="bullet"/>
+      <w:lvlText w:val="•"/>
+      <w:lvlJc w:val="left"/>
+      <w:pPr>
+        <w:ind w:left="360"/>
+      </w:pPr>
+      <w:rPr>
+        <w:rFonts w:ascii="Arial" w:eastAsia="Arial" w:hAnsi="Arial" w:cs="Arial"/>
+        <w:b w:val="0"/>
+        <w:i w:val="0"/>
+        <w:strike w:val="0"/>
+        <w:dstrike w:val="0"/>
+        <w:color w:val="323232"/>
+        <w:sz w:val="21"/>
+        <w:szCs w:val="21"/>
+        <w:u w:val="none" w:color="000000"/>
+        <w:bdr w:val="none" w:sz="0" w:space="0" w:color="auto"/>
+        <w:shd w:val="clear" w:color="auto" w:fill="auto"/>
+        <w:vertAlign w:val="baseline"/>
+      </w:rPr>
+    </w:lvl>
+    <w:lvl w:ilvl="1" w:tplc="7FC2C18E">
+      <w:start w:val="1"/>
+      <w:numFmt w:val="bullet"/>
+      <w:lvlText w:val="o"/>
+      <w:lvlJc w:val="left"/>
+      <w:pPr>
+        <w:ind w:left="1080"/>
+      </w:pPr>
+      <w:rPr>
+        <w:rFonts w:ascii="Segoe UI Symbol" w:eastAsia="Segoe UI Symbol" w:hAnsi="Segoe UI Symbol" w:cs="Segoe UI Symbol"/>
+        <w:b w:val="0"/>
+        <w:i w:val="0"/>
+        <w:strike w:val="0"/>
+        <w:dstrike w:val="0"/>
+        <w:color w:val="323232"/>
+        <w:sz w:val="21"/>
+        <w:szCs w:val="21"/>
+        <w:u w:val="none" w:color="000000"/>
+        <w:bdr w:val="none" w:sz="0" w:space="0" w:color="auto"/>
+        <w:shd w:val="clear" w:color="auto" w:fill="auto"/>
+        <w:vertAlign w:val="baseline"/>
+      </w:rPr>
+    </w:lvl>
+    <w:lvl w:ilvl="2" w:tplc="E3526BEA">
+      <w:start w:val="1"/>
+      <w:numFmt w:val="bullet"/>
+      <w:lvlText w:val="▪"/>
+      <w:lvlJc w:val="left"/>
+      <w:pPr>
+        <w:ind w:left="1800"/>
+      </w:pPr>
+      <w:rPr>
+        <w:rFonts w:ascii="Segoe UI Symbol" w:eastAsia="Segoe UI Symbol" w:hAnsi="Segoe UI Symbol" w:cs="Segoe UI Symbol"/>
+        <w:b w:val="0"/>
+        <w:i w:val="0"/>
+        <w:strike w:val="0"/>
+        <w:dstrike w:val="0"/>
+        <w:color w:val="323232"/>
+        <w:sz w:val="21"/>
+        <w:szCs w:val="21"/>
+        <w:u w:val="none" w:color="000000"/>
+        <w:bdr w:val="none" w:sz="0" w:space="0" w:color="auto"/>
+        <w:shd w:val="clear" w:color="auto" w:fill="auto"/>
+        <w:vertAlign w:val="baseline"/>
+      </w:rPr>
+    </w:lvl>
+    <w:lvl w:ilvl="3" w:tplc="581EE116">
+      <w:start w:val="1"/>
+      <w:numFmt w:val="bullet"/>
+      <w:lvlText w:val="•"/>
+      <w:lvlJc w:val="left"/>
+      <w:pPr>
+        <w:ind w:left="2520"/>
+      </w:pPr>
+      <w:rPr>
+        <w:rFonts w:ascii="Arial" w:eastAsia="Arial" w:hAnsi="Arial" w:cs="Arial"/>
+        <w:b w:val="0"/>
+        <w:i w:val="0"/>
+        <w:strike w:val="0"/>
+        <w:dstrike w:val="0"/>
+        <w:color w:val="323232"/>
+        <w:sz w:val="21"/>
+        <w:szCs w:val="21"/>
+        <w:u w:val="none" w:color="000000"/>
+        <w:bdr w:val="none" w:sz="0" w:space="0" w:color="auto"/>
+        <w:shd w:val="clear" w:color="auto" w:fill="auto"/>
+        <w:vertAlign w:val="baseline"/>
+      </w:rPr>
+    </w:lvl>
+    <w:lvl w:ilvl="4" w:tplc="A6488466">
+      <w:start w:val="1"/>
+      <w:numFmt w:val="bullet"/>
+      <w:lvlText w:val="o"/>
+      <w:lvlJc w:val="left"/>
+      <w:pPr>
+        <w:ind w:left="3240"/>
+      </w:pPr>
+      <w:rPr>
+        <w:rFonts w:ascii="Segoe UI Symbol" w:eastAsia="Segoe UI Symbol" w:hAnsi="Segoe UI Symbol" w:cs="Segoe UI Symbol"/>
+        <w:b w:val="0"/>
+        <w:i w:val="0"/>
+        <w:strike w:val="0"/>
+        <w:dstrike w:val="0"/>
+        <w:color w:val="323232"/>
+        <w:sz w:val="21"/>
+        <w:szCs w:val="21"/>
+        <w:u w:val="none" w:color="000000"/>
+        <w:bdr w:val="none" w:sz="0" w:space="0" w:color="auto"/>
+        <w:shd w:val="clear" w:color="auto" w:fill="auto"/>
+        <w:vertAlign w:val="baseline"/>
+      </w:rPr>
+    </w:lvl>
+    <w:lvl w:ilvl="5" w:tplc="CF22FFBC">
+      <w:start w:val="1"/>
+      <w:numFmt w:val="bullet"/>
+      <w:lvlText w:val="▪"/>
+      <w:lvlJc w:val="left"/>
+      <w:pPr>
+        <w:ind w:left="3960"/>
+      </w:pPr>
+      <w:rPr>
+        <w:rFonts w:ascii="Segoe UI Symbol" w:eastAsia="Segoe UI Symbol" w:hAnsi="Segoe UI Symbol" w:cs="Segoe UI Symbol"/>
+        <w:b w:val="0"/>
+        <w:i w:val="0"/>
+        <w:strike w:val="0"/>
+        <w:dstrike w:val="0"/>
+        <w:color w:val="323232"/>
+        <w:sz w:val="21"/>
+        <w:szCs w:val="21"/>
+        <w:u w:val="none" w:color="000000"/>
+        <w:bdr w:val="none" w:sz="0" w:space="0" w:color="auto"/>
+        <w:shd w:val="clear" w:color="auto" w:fill="auto"/>
+        <w:vertAlign w:val="baseline"/>
+      </w:rPr>
+    </w:lvl>
+    <w:lvl w:ilvl="6" w:tplc="78CA6268">
+      <w:start w:val="1"/>
+      <w:numFmt w:val="bullet"/>
+      <w:lvlText w:val="•"/>
+      <w:lvlJc w:val="left"/>
+      <w:pPr>
+        <w:ind w:left="4680"/>
+      </w:pPr>
+      <w:rPr>
+        <w:rFonts w:ascii="Arial" w:eastAsia="Arial" w:hAnsi="Arial" w:cs="Arial"/>
+        <w:b w:val="0"/>
+        <w:i w:val="0"/>
+        <w:strike w:val="0"/>
+        <w:dstrike w:val="0"/>
+        <w:color w:val="323232"/>
+        <w:sz w:val="21"/>
+        <w:szCs w:val="21"/>
+        <w:u w:val="none" w:color="000000"/>
+        <w:bdr w:val="none" w:sz="0" w:space="0" w:color="auto"/>
+        <w:shd w:val="clear" w:color="auto" w:fill="auto"/>
+        <w:vertAlign w:val="baseline"/>
+      </w:rPr>
+    </w:lvl>
+    <w:lvl w:ilvl="7" w:tplc="8D2C6502">
+      <w:start w:val="1"/>
+      <w:numFmt w:val="bullet"/>
+      <w:lvlText w:val="o"/>
+      <w:lvlJc w:val="left"/>
+      <w:pPr>
+        <w:ind w:left="5400"/>
+      </w:pPr>
+      <w:rPr>
+        <w:rFonts w:ascii="Segoe UI Symbol" w:eastAsia="Segoe UI Symbol" w:hAnsi="Segoe UI Symbol" w:cs="Segoe UI Symbol"/>
+        <w:b w:val="0"/>
+        <w:i w:val="0"/>
+        <w:strike w:val="0"/>
+        <w:dstrike w:val="0"/>
+        <w:color w:val="323232"/>
+        <w:sz w:val="21"/>
+        <w:szCs w:val="21"/>
+        <w:u w:val="none" w:color="000000"/>
+        <w:bdr w:val="none" w:sz="0" w:space="0" w:color="auto"/>
+        <w:shd w:val="clear" w:color="auto" w:fill="auto"/>
+        <w:vertAlign w:val="baseline"/>
+      </w:rPr>
+    </w:lvl>
+    <w:lvl w:ilvl="8" w:tplc="61708274">
+      <w:start w:val="1"/>
+      <w:numFmt w:val="bullet"/>
+      <w:lvlText w:val="▪"/>
+      <w:lvlJc w:val="left"/>
+      <w:pPr>
+        <w:ind w:left="6120"/>
+      </w:pPr>
+      <w:rPr>
+        <w:rFonts w:ascii="Segoe UI Symbol" w:eastAsia="Segoe UI Symbol" w:hAnsi="Segoe UI Symbol" w:cs="Segoe UI Symbol"/>
+        <w:b w:val="0"/>
+        <w:i w:val="0"/>
+        <w:strike w:val="0"/>
+        <w:dstrike w:val="0"/>
+        <w:color w:val="323232"/>
+        <w:sz w:val="21"/>
+        <w:szCs w:val="21"/>
+        <w:u w:val="none" w:color="000000"/>
+        <w:bdr w:val="none" w:sz="0" w:space="0" w:color="auto"/>
+        <w:shd w:val="clear" w:color="auto" w:fill="auto"/>
+        <w:vertAlign w:val="baseline"/>
+      </w:rPr>
+    </w:lvl>
+  </w:abstractNum>
+  <w:abstractNum w:abstractNumId="14" w15:restartNumberingAfterBreak="0">
+    <w:nsid w:val="3DEC4215"/>
+    <w:multiLevelType w:val="hybridMultilevel"/>
+    <w:tmpl w:val="E4DED12A"/>
+    <w:lvl w:ilvl="0" w:tplc="69CC1398">
+      <w:start w:val="1"/>
+      <w:numFmt w:val="bullet"/>
+      <w:lvlText w:val=""/>
+      <w:lvlJc w:val="left"/>
+      <w:pPr>
+        <w:ind w:left="360" w:hanging="360"/>
+      </w:pPr>
+      <w:rPr>
+        <w:rFonts w:ascii="Symbol" w:hAnsi="Symbol" w:hint="default"/>
+      </w:rPr>
+    </w:lvl>
+    <w:lvl w:ilvl="1" w:tplc="40090003" w:tentative="1">
+      <w:start w:val="1"/>
+      <w:numFmt w:val="bullet"/>
+      <w:lvlText w:val="o"/>
+      <w:lvlJc w:val="left"/>
+      <w:pPr>
+        <w:ind w:left="1080" w:hanging="360"/>
+      </w:pPr>
+      <w:rPr>
+        <w:rFonts w:ascii="Courier New" w:hAnsi="Courier New" w:cs="Courier New" w:hint="default"/>
+      </w:rPr>
+    </w:lvl>
+    <w:lvl w:ilvl="2" w:tplc="40090005" w:tentative="1">
+      <w:start w:val="1"/>
+      <w:numFmt w:val="bullet"/>
+      <w:lvlText w:val=""/>
+      <w:lvlJc w:val="left"/>
+      <w:pPr>
+        <w:ind w:left="1800" w:hanging="360"/>
+      </w:pPr>
+      <w:rPr>
+        <w:rFonts w:ascii="Wingdings" w:hAnsi="Wingdings" w:hint="default"/>
+      </w:rPr>
+    </w:lvl>
+    <w:lvl w:ilvl="3" w:tplc="40090001" w:tentative="1">
+      <w:start w:val="1"/>
+      <w:numFmt w:val="bullet"/>
+      <w:lvlText w:val=""/>
+      <w:lvlJc w:val="left"/>
+      <w:pPr>
+        <w:ind w:left="2520" w:hanging="360"/>
+      </w:pPr>
+      <w:rPr>
+        <w:rFonts w:ascii="Symbol" w:hAnsi="Symbol" w:hint="default"/>
+      </w:rPr>
+    </w:lvl>
+    <w:lvl w:ilvl="4" w:tplc="40090003" w:tentative="1">
+      <w:start w:val="1"/>
+      <w:numFmt w:val="bullet"/>
+      <w:lvlText w:val="o"/>
+      <w:lvlJc w:val="left"/>
+      <w:pPr>
+        <w:ind w:left="3240" w:hanging="360"/>
+      </w:pPr>
+      <w:rPr>
+        <w:rFonts w:ascii="Courier New" w:hAnsi="Courier New" w:cs="Courier New" w:hint="default"/>
+      </w:rPr>
+    </w:lvl>
+    <w:lvl w:ilvl="5" w:tplc="40090005" w:tentative="1">
+      <w:start w:val="1"/>
+      <w:numFmt w:val="bullet"/>
+      <w:lvlText w:val=""/>
+      <w:lvlJc w:val="left"/>
+      <w:pPr>
+        <w:ind w:left="3960" w:hanging="360"/>
+      </w:pPr>
+      <w:rPr>
+        <w:rFonts w:ascii="Wingdings" w:hAnsi="Wingdings" w:hint="default"/>
+      </w:rPr>
+    </w:lvl>
+    <w:lvl w:ilvl="6" w:tplc="40090001" w:tentative="1">
+      <w:start w:val="1"/>
+      <w:numFmt w:val="bullet"/>
+      <w:lvlText w:val=""/>
+      <w:lvlJc w:val="left"/>
+      <w:pPr>
+        <w:ind w:left="4680" w:hanging="360"/>
+      </w:pPr>
+      <w:rPr>
+        <w:rFonts w:ascii="Symbol" w:hAnsi="Symbol" w:hint="default"/>
+      </w:rPr>
+    </w:lvl>
+    <w:lvl w:ilvl="7" w:tplc="40090003" w:tentative="1">
+      <w:start w:val="1"/>
+      <w:numFmt w:val="bullet"/>
+      <w:lvlText w:val="o"/>
+      <w:lvlJc w:val="left"/>
+      <w:pPr>
+        <w:ind w:left="5400" w:hanging="360"/>
+      </w:pPr>
+      <w:rPr>
+        <w:rFonts w:ascii="Courier New" w:hAnsi="Courier New" w:cs="Courier New" w:hint="default"/>
+      </w:rPr>
+    </w:lvl>
+    <w:lvl w:ilvl="8" w:tplc="40090005" w:tentative="1">
+      <w:start w:val="1"/>
+      <w:numFmt w:val="bullet"/>
+      <w:lvlText w:val=""/>
+      <w:lvlJc w:val="left"/>
+      <w:pPr>
+        <w:ind w:left="6120" w:hanging="360"/>
+      </w:pPr>
+      <w:rPr>
+        <w:rFonts w:ascii="Wingdings" w:hAnsi="Wingdings" w:hint="default"/>
+      </w:rPr>
+    </w:lvl>
+  </w:abstractNum>
+  <w:abstractNum w:abstractNumId="15" w15:restartNumberingAfterBreak="0">
     <w:nsid w:val="4CE522F8"/>
     <w:multiLevelType w:val="multilevel"/>
     <w:tmpl w:val="70583AA6"/>
@@ -1290,6 +2141,232 @@
       <w:rPr>
         <w:rFonts w:ascii="Wingdings" w:hAnsi="Wingdings" w:hint="default"/>
         <w:sz w:val="20"/>
+      </w:rPr>
+    </w:lvl>
+  </w:abstractNum>
+  <w:abstractNum w:abstractNumId="16" w15:restartNumberingAfterBreak="0">
+    <w:nsid w:val="7BA660A2"/>
+    <w:multiLevelType w:val="hybridMultilevel"/>
+    <w:tmpl w:val="F05E035A"/>
+    <w:lvl w:ilvl="0" w:tplc="40090001">
+      <w:start w:val="1"/>
+      <w:numFmt w:val="bullet"/>
+      <w:lvlText w:val=""/>
+      <w:lvlJc w:val="left"/>
+      <w:pPr>
+        <w:ind w:left="720" w:hanging="360"/>
+      </w:pPr>
+      <w:rPr>
+        <w:rFonts w:ascii="Symbol" w:hAnsi="Symbol" w:hint="default"/>
+      </w:rPr>
+    </w:lvl>
+    <w:lvl w:ilvl="1" w:tplc="40090003" w:tentative="1">
+      <w:start w:val="1"/>
+      <w:numFmt w:val="bullet"/>
+      <w:lvlText w:val="o"/>
+      <w:lvlJc w:val="left"/>
+      <w:pPr>
+        <w:ind w:left="1440" w:hanging="360"/>
+      </w:pPr>
+      <w:rPr>
+        <w:rFonts w:ascii="Courier New" w:hAnsi="Courier New" w:cs="Courier New" w:hint="default"/>
+      </w:rPr>
+    </w:lvl>
+    <w:lvl w:ilvl="2" w:tplc="40090005" w:tentative="1">
+      <w:start w:val="1"/>
+      <w:numFmt w:val="bullet"/>
+      <w:lvlText w:val=""/>
+      <w:lvlJc w:val="left"/>
+      <w:pPr>
+        <w:ind w:left="2160" w:hanging="360"/>
+      </w:pPr>
+      <w:rPr>
+        <w:rFonts w:ascii="Wingdings" w:hAnsi="Wingdings" w:hint="default"/>
+      </w:rPr>
+    </w:lvl>
+    <w:lvl w:ilvl="3" w:tplc="40090001" w:tentative="1">
+      <w:start w:val="1"/>
+      <w:numFmt w:val="bullet"/>
+      <w:lvlText w:val=""/>
+      <w:lvlJc w:val="left"/>
+      <w:pPr>
+        <w:ind w:left="2880" w:hanging="360"/>
+      </w:pPr>
+      <w:rPr>
+        <w:rFonts w:ascii="Symbol" w:hAnsi="Symbol" w:hint="default"/>
+      </w:rPr>
+    </w:lvl>
+    <w:lvl w:ilvl="4" w:tplc="40090003" w:tentative="1">
+      <w:start w:val="1"/>
+      <w:numFmt w:val="bullet"/>
+      <w:lvlText w:val="o"/>
+      <w:lvlJc w:val="left"/>
+      <w:pPr>
+        <w:ind w:left="3600" w:hanging="360"/>
+      </w:pPr>
+      <w:rPr>
+        <w:rFonts w:ascii="Courier New" w:hAnsi="Courier New" w:cs="Courier New" w:hint="default"/>
+      </w:rPr>
+    </w:lvl>
+    <w:lvl w:ilvl="5" w:tplc="40090005" w:tentative="1">
+      <w:start w:val="1"/>
+      <w:numFmt w:val="bullet"/>
+      <w:lvlText w:val=""/>
+      <w:lvlJc w:val="left"/>
+      <w:pPr>
+        <w:ind w:left="4320" w:hanging="360"/>
+      </w:pPr>
+      <w:rPr>
+        <w:rFonts w:ascii="Wingdings" w:hAnsi="Wingdings" w:hint="default"/>
+      </w:rPr>
+    </w:lvl>
+    <w:lvl w:ilvl="6" w:tplc="40090001" w:tentative="1">
+      <w:start w:val="1"/>
+      <w:numFmt w:val="bullet"/>
+      <w:lvlText w:val=""/>
+      <w:lvlJc w:val="left"/>
+      <w:pPr>
+        <w:ind w:left="5040" w:hanging="360"/>
+      </w:pPr>
+      <w:rPr>
+        <w:rFonts w:ascii="Symbol" w:hAnsi="Symbol" w:hint="default"/>
+      </w:rPr>
+    </w:lvl>
+    <w:lvl w:ilvl="7" w:tplc="40090003" w:tentative="1">
+      <w:start w:val="1"/>
+      <w:numFmt w:val="bullet"/>
+      <w:lvlText w:val="o"/>
+      <w:lvlJc w:val="left"/>
+      <w:pPr>
+        <w:ind w:left="5760" w:hanging="360"/>
+      </w:pPr>
+      <w:rPr>
+        <w:rFonts w:ascii="Courier New" w:hAnsi="Courier New" w:cs="Courier New" w:hint="default"/>
+      </w:rPr>
+    </w:lvl>
+    <w:lvl w:ilvl="8" w:tplc="40090005" w:tentative="1">
+      <w:start w:val="1"/>
+      <w:numFmt w:val="bullet"/>
+      <w:lvlText w:val=""/>
+      <w:lvlJc w:val="left"/>
+      <w:pPr>
+        <w:ind w:left="6480" w:hanging="360"/>
+      </w:pPr>
+      <w:rPr>
+        <w:rFonts w:ascii="Wingdings" w:hAnsi="Wingdings" w:hint="default"/>
+      </w:rPr>
+    </w:lvl>
+  </w:abstractNum>
+  <w:abstractNum w:abstractNumId="17" w15:restartNumberingAfterBreak="0">
+    <w:nsid w:val="7C8E350A"/>
+    <w:multiLevelType w:val="hybridMultilevel"/>
+    <w:tmpl w:val="8A7C2C16"/>
+    <w:lvl w:ilvl="0" w:tplc="40090001">
+      <w:start w:val="1"/>
+      <w:numFmt w:val="bullet"/>
+      <w:lvlText w:val=""/>
+      <w:lvlJc w:val="left"/>
+      <w:pPr>
+        <w:ind w:left="720" w:hanging="360"/>
+      </w:pPr>
+      <w:rPr>
+        <w:rFonts w:ascii="Symbol" w:hAnsi="Symbol" w:hint="default"/>
+      </w:rPr>
+    </w:lvl>
+    <w:lvl w:ilvl="1" w:tplc="40090003" w:tentative="1">
+      <w:start w:val="1"/>
+      <w:numFmt w:val="bullet"/>
+      <w:lvlText w:val="o"/>
+      <w:lvlJc w:val="left"/>
+      <w:pPr>
+        <w:ind w:left="1440" w:hanging="360"/>
+      </w:pPr>
+      <w:rPr>
+        <w:rFonts w:ascii="Courier New" w:hAnsi="Courier New" w:cs="Courier New" w:hint="default"/>
+      </w:rPr>
+    </w:lvl>
+    <w:lvl w:ilvl="2" w:tplc="40090005" w:tentative="1">
+      <w:start w:val="1"/>
+      <w:numFmt w:val="bullet"/>
+      <w:lvlText w:val=""/>
+      <w:lvlJc w:val="left"/>
+      <w:pPr>
+        <w:ind w:left="2160" w:hanging="360"/>
+      </w:pPr>
+      <w:rPr>
+        <w:rFonts w:ascii="Wingdings" w:hAnsi="Wingdings" w:hint="default"/>
+      </w:rPr>
+    </w:lvl>
+    <w:lvl w:ilvl="3" w:tplc="40090001" w:tentative="1">
+      <w:start w:val="1"/>
+      <w:numFmt w:val="bullet"/>
+      <w:lvlText w:val=""/>
+      <w:lvlJc w:val="left"/>
+      <w:pPr>
+        <w:ind w:left="2880" w:hanging="360"/>
+      </w:pPr>
+      <w:rPr>
+        <w:rFonts w:ascii="Symbol" w:hAnsi="Symbol" w:hint="default"/>
+      </w:rPr>
+    </w:lvl>
+    <w:lvl w:ilvl="4" w:tplc="40090003" w:tentative="1">
+      <w:start w:val="1"/>
+      <w:numFmt w:val="bullet"/>
+      <w:lvlText w:val="o"/>
+      <w:lvlJc w:val="left"/>
+      <w:pPr>
+        <w:ind w:left="3600" w:hanging="360"/>
+      </w:pPr>
+      <w:rPr>
+        <w:rFonts w:ascii="Courier New" w:hAnsi="Courier New" w:cs="Courier New" w:hint="default"/>
+      </w:rPr>
+    </w:lvl>
+    <w:lvl w:ilvl="5" w:tplc="40090005" w:tentative="1">
+      <w:start w:val="1"/>
+      <w:numFmt w:val="bullet"/>
+      <w:lvlText w:val=""/>
+      <w:lvlJc w:val="left"/>
+      <w:pPr>
+        <w:ind w:left="4320" w:hanging="360"/>
+      </w:pPr>
+      <w:rPr>
+        <w:rFonts w:ascii="Wingdings" w:hAnsi="Wingdings" w:hint="default"/>
+      </w:rPr>
+    </w:lvl>
+    <w:lvl w:ilvl="6" w:tplc="40090001" w:tentative="1">
+      <w:start w:val="1"/>
+      <w:numFmt w:val="bullet"/>
+      <w:lvlText w:val=""/>
+      <w:lvlJc w:val="left"/>
+      <w:pPr>
+        <w:ind w:left="5040" w:hanging="360"/>
+      </w:pPr>
+      <w:rPr>
+        <w:rFonts w:ascii="Symbol" w:hAnsi="Symbol" w:hint="default"/>
+      </w:rPr>
+    </w:lvl>
+    <w:lvl w:ilvl="7" w:tplc="40090003" w:tentative="1">
+      <w:start w:val="1"/>
+      <w:numFmt w:val="bullet"/>
+      <w:lvlText w:val="o"/>
+      <w:lvlJc w:val="left"/>
+      <w:pPr>
+        <w:ind w:left="5760" w:hanging="360"/>
+      </w:pPr>
+      <w:rPr>
+        <w:rFonts w:ascii="Courier New" w:hAnsi="Courier New" w:cs="Courier New" w:hint="default"/>
+      </w:rPr>
+    </w:lvl>
+    <w:lvl w:ilvl="8" w:tplc="40090005" w:tentative="1">
+      <w:start w:val="1"/>
+      <w:numFmt w:val="bullet"/>
+      <w:lvlText w:val=""/>
+      <w:lvlJc w:val="left"/>
+      <w:pPr>
+        <w:ind w:left="6480" w:hanging="360"/>
+      </w:pPr>
+      <w:rPr>
+        <w:rFonts w:ascii="Wingdings" w:hAnsi="Wingdings" w:hint="default"/>
       </w:rPr>
     </w:lvl>
   </w:abstractNum>
@@ -1321,7 +2398,31 @@
     <w:abstractNumId w:val="0"/>
   </w:num>
   <w:num w:numId="10" w16cid:durableId="1119496880">
+    <w:abstractNumId w:val="15"/>
+  </w:num>
+  <w:num w:numId="11" w16cid:durableId="623117361">
+    <w:abstractNumId w:val="13"/>
+  </w:num>
+  <w:num w:numId="12" w16cid:durableId="1713990876">
     <w:abstractNumId w:val="9"/>
+  </w:num>
+  <w:num w:numId="13" w16cid:durableId="1703896814">
+    <w:abstractNumId w:val="10"/>
+  </w:num>
+  <w:num w:numId="14" w16cid:durableId="1097604357">
+    <w:abstractNumId w:val="17"/>
+  </w:num>
+  <w:num w:numId="15" w16cid:durableId="783155602">
+    <w:abstractNumId w:val="16"/>
+  </w:num>
+  <w:num w:numId="16" w16cid:durableId="835801556">
+    <w:abstractNumId w:val="11"/>
+  </w:num>
+  <w:num w:numId="17" w16cid:durableId="477186657">
+    <w:abstractNumId w:val="12"/>
+  </w:num>
+  <w:num w:numId="18" w16cid:durableId="2100566225">
+    <w:abstractNumId w:val="14"/>
   </w:num>
 </w:numbering>
 </file>
